--- a/artifacts/stage6_digital_ipos/blocks/pad-mux/digital_ipos_pad-mux.docx
+++ b/artifacts/stage6_digital_ipos/blocks/pad-mux/digital_ipos_pad-mux.docx
@@ -857,7 +857,7 @@
         <w:pStyle w:val="FirstParagraph"/>
       </w:pPr>
       <w:r>
-        <w:t xml:space="preserve">The PAD MUX block is designed to route source-specified functional, scan, BIST, debug, and ISPU-debug signals to and from device pads.</w:t>
+        <w:t xml:space="preserve">The PAD MUX block serves to route source-specified functional, scan, BIST, debug, and ISPU-debug signals to and from device pads.</w:t>
       </w:r>
     </w:p>
     <w:bookmarkEnd w:id="31"/>
@@ -883,7 +883,51 @@
         </w:numPr>
       </w:pPr>
       <w:r>
-        <w:t xml:space="preserve">The PAD MUX accepts mode selection, register-map controls, test controls, and internal block outputs and produces pad controls, test observations, and routed internal signals.</w:t>
+        <w:t xml:space="preserve">The PAD MUX block accepts Mode selection, register-map controls, test controls, and internal block outputs. The PAD MUX block produces Pad controls, test observations, and routed internal signals.</w:t>
+      </w:r>
+    </w:p>
+    <w:p>
+      <w:pPr>
+        <w:pStyle w:val="Compact"/>
+        <w:numPr>
+          <w:ilvl w:val="0"/>
+          <w:numId w:val="1003"/>
+        </w:numPr>
+      </w:pPr>
+      <w:r>
+        <w:rPr>
+          <w:b/>
+          <w:bCs/>
+        </w:rPr>
+        <w:t xml:space="preserve">In function mode, the GPIO1,2,3,4 output.</w:t>
+      </w:r>
+      <w:r>
+        <w:t xml:space="preserve"> </w:t>
+      </w:r>
+      <w:r>
+        <w:t xml:space="preserve">In function mode, the GPIO1,2,3,4 output is i time slot irq if sel irq gpi1,2,3,4 is 0x05 and ext cap en is “0” and i error time slot if sel irq gpi1,2,3,4 is 0x04 and ext cap en is “0”.</w:t>
+      </w:r>
+    </w:p>
+    <w:p>
+      <w:pPr>
+        <w:pStyle w:val="Compact"/>
+        <w:numPr>
+          <w:ilvl w:val="0"/>
+          <w:numId w:val="1003"/>
+        </w:numPr>
+      </w:pPr>
+      <w:r>
+        <w:rPr>
+          <w:b/>
+          <w:bCs/>
+        </w:rPr>
+        <w:t xml:space="preserve">In function mode, the GPIO1,2,3,4 out.</w:t>
+      </w:r>
+      <w:r>
+        <w:t xml:space="preserve"> </w:t>
+      </w:r>
+      <w:r>
+        <w:t xml:space="preserve">In function mode, the GPIO1,2,3,4 out is i LED Pilot if sel irq gpi1,2,3,4 is 0x02 and ext cap en is “0”, General-Purpose if sel irq gpi1,2,3,4 is 0x00 and ext cap en is “0”, irq fifo if sel irq gpio1,2,3,4 is 0x01 and ext cap en is “0” and i DCCK irq if sel irq gpi1,2,3,4 is 0x03 and ext cap en is “0”.</w:t>
       </w:r>
     </w:p>
     <w:bookmarkEnd w:id="32"/>

--- a/artifacts/stage6_digital_ipos/blocks/pad-mux/digital_ipos_pad-mux.docx
+++ b/artifacts/stage6_digital_ipos/blocks/pad-mux/digital_ipos_pad-mux.docx
@@ -2,7 +2,7 @@
 <file path=word/document.xml><?xml version="1.0" encoding="utf-8"?>
 <w:document xmlns:r="http://schemas.openxmlformats.org/officeDocument/2006/relationships" xmlns:w="http://schemas.openxmlformats.org/wordprocessingml/2006/main">
   <w:body>
-    <w:bookmarkStart w:id="53" w:name="digital-ipos---pad-mux"/>
+    <w:bookmarkStart w:id="54" w:name="digital-ipos---pad-mux"/>
     <w:p>
       <w:pPr>
         <w:pStyle w:val="Heading1"/>
@@ -33,7 +33,7 @@
         <w:rPr>
           <w:rStyle w:val="VerbatimChar"/>
         </w:rPr>
-        <w:t xml:space="preserve">snap-b2e8101b00dc6909feaed885</w:t>
+        <w:t xml:space="preserve">snap-73c872b1307b6adb5eaf843e</w:t>
       </w:r>
     </w:p>
     <w:p>
@@ -269,6 +269,52 @@
           </w:p>
         </w:tc>
       </w:tr>
+      <w:tr>
+        <w:tc>
+          <w:tcPr/>
+          <w:p>
+            <w:pPr>
+              <w:pStyle w:val="Compact"/>
+            </w:pPr>
+            <w:r>
+              <w:t xml:space="preserve">0.2</w:t>
+            </w:r>
+          </w:p>
+        </w:tc>
+        <w:tc>
+          <w:tcPr/>
+          <w:p>
+            <w:pPr>
+              <w:pStyle w:val="Compact"/>
+            </w:pPr>
+            <w:r>
+              <w:t xml:space="preserve">2026-10-12</w:t>
+            </w:r>
+          </w:p>
+        </w:tc>
+        <w:tc>
+          <w:tcPr/>
+          <w:p>
+            <w:pPr>
+              <w:pStyle w:val="Compact"/>
+            </w:pPr>
+            <w:r>
+              <w:t xml:space="preserve">Snapshot snap-73c872b1307b6adb5eaf843e digital IPOS block baseline</w:t>
+            </w:r>
+          </w:p>
+        </w:tc>
+        <w:tc>
+          <w:tcPr/>
+          <w:p>
+            <w:pPr>
+              <w:pStyle w:val="Compact"/>
+            </w:pPr>
+            <w:r>
+              <w:t xml:space="preserve">Alessandro Lucio IANNUZZI</w:t>
+            </w:r>
+          </w:p>
+        </w:tc>
+      </w:tr>
     </w:tbl>
     <w:bookmarkEnd w:id="27"/>
     <w:bookmarkEnd w:id="28"/>
@@ -826,7 +872,7 @@
     </w:tbl>
     <w:bookmarkEnd w:id="29"/>
     <w:bookmarkEnd w:id="30"/>
-    <w:bookmarkStart w:id="33" w:name="Xe4ae1f4c6c1148d24765132f87dc7acea3c515f"/>
+    <w:bookmarkStart w:id="34" w:name="Xe4ae1f4c6c1148d24765132f87dc7acea3c515f"/>
     <w:p>
       <w:pPr>
         <w:pStyle w:val="Heading2"/>
@@ -857,7 +903,7 @@
         <w:pStyle w:val="FirstParagraph"/>
       </w:pPr>
       <w:r>
-        <w:t xml:space="preserve">The PAD MUX block serves to route source-specified functional, scan, BIST, debug, and ISPU-debug signals to and from device pads.</w:t>
+        <w:t xml:space="preserve">The PAD MUX block is designed to route source-specified functional, scan, BIST, debug, and ISPU-debug signals to and from device pads.</w:t>
       </w:r>
     </w:p>
     <w:bookmarkEnd w:id="31"/>
@@ -876,63 +922,45 @@
     </w:p>
     <w:p>
       <w:pPr>
-        <w:pStyle w:val="Compact"/>
-        <w:numPr>
-          <w:ilvl w:val="0"/>
-          <w:numId w:val="1003"/>
-        </w:numPr>
+        <w:pStyle w:val="FirstParagraph"/>
       </w:pPr>
       <w:r>
-        <w:t xml:space="preserve">The PAD MUX block accepts Mode selection, register-map controls, test controls, and internal block outputs. The PAD MUX block produces Pad controls, test observations, and routed internal signals.</w:t>
+        <w:t xml:space="preserve">The PAD MUX block accepts Mode selection, register-map controls, test controls, and internal block outputs and produces Pad controls, test observations, and routed internal signals.</w:t>
       </w:r>
     </w:p>
+    <w:bookmarkEnd w:id="32"/>
+    <w:bookmarkStart w:id="33" w:name="Xeb78ecc8712b6b637c6daa69cd9e6db05c17857"/>
     <w:p>
       <w:pPr>
-        <w:pStyle w:val="Compact"/>
-        <w:numPr>
-          <w:ilvl w:val="0"/>
-          <w:numId w:val="1003"/>
-        </w:numPr>
+        <w:pStyle w:val="Heading3"/>
       </w:pPr>
       <w:r>
         <w:rPr>
           <w:b/>
           <w:bCs/>
         </w:rPr>
-        <w:t xml:space="preserve">In function mode, the GPIO1,2,3,4 output.</w:t>
-      </w:r>
-      <w:r>
-        <w:t xml:space="preserve"> </w:t>
-      </w:r>
-      <w:r>
-        <w:t xml:space="preserve">In function mode, the GPIO1,2,3,4 output is i time slot irq if sel irq gpi1,2,3,4 is 0x05 and ext cap en is “0” and i error time slot if sel irq gpi1,2,3,4 is 0x04 and ext cap en is “0”.</w:t>
+        <w:t xml:space="preserve">1.4 Supported block functions</w:t>
       </w:r>
     </w:p>
     <w:p>
       <w:pPr>
-        <w:pStyle w:val="Compact"/>
-        <w:numPr>
-          <w:ilvl w:val="0"/>
-          <w:numId w:val="1003"/>
-        </w:numPr>
+        <w:pStyle w:val="FirstParagraph"/>
       </w:pPr>
       <w:r>
-        <w:rPr>
-          <w:b/>
-          <w:bCs/>
-        </w:rPr>
-        <w:t xml:space="preserve">In function mode, the GPIO1,2,3,4 out.</w:t>
-      </w:r>
-      <w:r>
-        <w:t xml:space="preserve"> </w:t>
-      </w:r>
-      <w:r>
-        <w:t xml:space="preserve">In function mode, the GPIO1,2,3,4 out is i LED Pilot if sel irq gpi1,2,3,4 is 0x02 and ext cap en is “0”, General-Purpose if sel irq gpi1,2,3,4 is 0x00 and ext cap en is “0”, irq fifo if sel irq gpio1,2,3,4 is 0x01 and ext cap en is “0” and i DCCK irq if sel irq gpi1,2,3,4 is 0x03 and ext cap en is “0”.</w:t>
+        <w:t xml:space="preserve">In function mode, the GPIO1,2,3,4 output is i_time_slot_irq if sel irq gpi1,2,3,4 is 0x05 and ext_cap_en is “0” and is i_error_time_slot if sel irq gpi1,2,3,4 is 0x04 and ext_cap_en is “0”.</w:t>
       </w:r>
     </w:p>
-    <w:bookmarkEnd w:id="32"/>
+    <w:p>
+      <w:pPr>
+        <w:pStyle w:val="BodyText"/>
+      </w:pPr>
+      <w:r>
+        <w:t xml:space="preserve">In function mode, the GPIO1,2,3,4_out is i_LED_Pilot if sel irq gpi1,2,3,4 is 0x02 and ext_cap_en is “0” and is General-Purpose if sel irq gpi1,2,3,4 is 0x00 and ext_cap_en is “0” and is irq_fifo if sel irq gpio1,2,3,4 is 0x01 and ext_cap_en is “0” and is i_DCCK_irq if sel irq gpi1,2,3,4 is 0x03 and ext_cap_en is “0”.</w:t>
+      </w:r>
+    </w:p>
     <w:bookmarkEnd w:id="33"/>
-    <w:bookmarkStart w:id="34" w:name="Xf07349b071768f65482c37a14b234476b9dae7d"/>
+    <w:bookmarkEnd w:id="34"/>
+    <w:bookmarkStart w:id="35" w:name="Xf07349b071768f65482c37a14b234476b9dae7d"/>
     <w:p>
       <w:pPr>
         <w:pStyle w:val="Heading2"/>
@@ -11182,8 +11210,8 @@
         </w:tc>
       </w:tr>
     </w:tbl>
-    <w:bookmarkEnd w:id="34"/>
-    <w:bookmarkStart w:id="52" w:name="X0f484274a9a50000ed4ab655b3924a3236627f6"/>
+    <w:bookmarkEnd w:id="35"/>
+    <w:bookmarkStart w:id="53" w:name="X0f484274a9a50000ed4ab655b3924a3236627f6"/>
     <w:p>
       <w:pPr>
         <w:pStyle w:val="Heading2"/>
@@ -11196,7 +11224,7 @@
         <w:t xml:space="preserve">3. Block requirements</w:t>
       </w:r>
     </w:p>
-    <w:bookmarkStart w:id="35" w:name="ipos-pad-mux-001"/>
+    <w:bookmarkStart w:id="36" w:name="ipos-pad-mux-001"/>
     <w:p>
       <w:pPr>
         <w:pStyle w:val="Heading4"/>
@@ -11233,8 +11261,8 @@
         <w:t xml:space="preserve">[End]</w:t>
       </w:r>
     </w:p>
-    <w:bookmarkEnd w:id="35"/>
-    <w:bookmarkStart w:id="36" w:name="ipos-pad-mux-002"/>
+    <w:bookmarkEnd w:id="36"/>
+    <w:bookmarkStart w:id="37" w:name="ipos-pad-mux-002"/>
     <w:p>
       <w:pPr>
         <w:pStyle w:val="Heading4"/>
@@ -11271,8 +11299,8 @@
         <w:t xml:space="preserve">[End]</w:t>
       </w:r>
     </w:p>
-    <w:bookmarkEnd w:id="36"/>
-    <w:bookmarkStart w:id="37" w:name="ipos-pad-mux-003"/>
+    <w:bookmarkEnd w:id="37"/>
+    <w:bookmarkStart w:id="38" w:name="ipos-pad-mux-003"/>
     <w:p>
       <w:pPr>
         <w:pStyle w:val="Heading4"/>
@@ -11309,8 +11337,8 @@
         <w:t xml:space="preserve">[End]</w:t>
       </w:r>
     </w:p>
-    <w:bookmarkEnd w:id="37"/>
-    <w:bookmarkStart w:id="38" w:name="ipos-pad-mux-004"/>
+    <w:bookmarkEnd w:id="38"/>
+    <w:bookmarkStart w:id="39" w:name="ipos-pad-mux-004"/>
     <w:p>
       <w:pPr>
         <w:pStyle w:val="Heading4"/>
@@ -11347,8 +11375,8 @@
         <w:t xml:space="preserve">[End]</w:t>
       </w:r>
     </w:p>
-    <w:bookmarkEnd w:id="38"/>
-    <w:bookmarkStart w:id="39" w:name="ipos-pad-mux-005"/>
+    <w:bookmarkEnd w:id="39"/>
+    <w:bookmarkStart w:id="40" w:name="ipos-pad-mux-005"/>
     <w:p>
       <w:pPr>
         <w:pStyle w:val="Heading4"/>
@@ -11385,8 +11413,8 @@
         <w:t xml:space="preserve">[End]</w:t>
       </w:r>
     </w:p>
-    <w:bookmarkEnd w:id="39"/>
-    <w:bookmarkStart w:id="40" w:name="ipos-pad-mux-006"/>
+    <w:bookmarkEnd w:id="40"/>
+    <w:bookmarkStart w:id="41" w:name="ipos-pad-mux-006"/>
     <w:p>
       <w:pPr>
         <w:pStyle w:val="Heading4"/>
@@ -11423,8 +11451,8 @@
         <w:t xml:space="preserve">[End]</w:t>
       </w:r>
     </w:p>
-    <w:bookmarkEnd w:id="40"/>
-    <w:bookmarkStart w:id="41" w:name="ipos-pad-mux-007"/>
+    <w:bookmarkEnd w:id="41"/>
+    <w:bookmarkStart w:id="42" w:name="ipos-pad-mux-007"/>
     <w:p>
       <w:pPr>
         <w:pStyle w:val="Heading4"/>
@@ -11461,8 +11489,8 @@
         <w:t xml:space="preserve">[End]</w:t>
       </w:r>
     </w:p>
-    <w:bookmarkEnd w:id="41"/>
-    <w:bookmarkStart w:id="42" w:name="ipos-pad-mux-008"/>
+    <w:bookmarkEnd w:id="42"/>
+    <w:bookmarkStart w:id="43" w:name="ipos-pad-mux-008"/>
     <w:p>
       <w:pPr>
         <w:pStyle w:val="Heading4"/>
@@ -11499,8 +11527,8 @@
         <w:t xml:space="preserve">[End]</w:t>
       </w:r>
     </w:p>
-    <w:bookmarkEnd w:id="42"/>
-    <w:bookmarkStart w:id="43" w:name="ipos-pad-mux-009"/>
+    <w:bookmarkEnd w:id="43"/>
+    <w:bookmarkStart w:id="44" w:name="ipos-pad-mux-009"/>
     <w:p>
       <w:pPr>
         <w:pStyle w:val="Heading4"/>
@@ -11537,8 +11565,8 @@
         <w:t xml:space="preserve">[End]</w:t>
       </w:r>
     </w:p>
-    <w:bookmarkEnd w:id="43"/>
-    <w:bookmarkStart w:id="44" w:name="ipos-pad-mux-010"/>
+    <w:bookmarkEnd w:id="44"/>
+    <w:bookmarkStart w:id="45" w:name="ipos-pad-mux-010"/>
     <w:p>
       <w:pPr>
         <w:pStyle w:val="Heading4"/>
@@ -11575,8 +11603,8 @@
         <w:t xml:space="preserve">[End]</w:t>
       </w:r>
     </w:p>
-    <w:bookmarkEnd w:id="44"/>
-    <w:bookmarkStart w:id="45" w:name="ipos-pad-mux-011"/>
+    <w:bookmarkEnd w:id="45"/>
+    <w:bookmarkStart w:id="46" w:name="ipos-pad-mux-011"/>
     <w:p>
       <w:pPr>
         <w:pStyle w:val="Heading4"/>
@@ -11613,8 +11641,8 @@
         <w:t xml:space="preserve">[End]</w:t>
       </w:r>
     </w:p>
-    <w:bookmarkEnd w:id="45"/>
-    <w:bookmarkStart w:id="46" w:name="ipos-pad-mux-012"/>
+    <w:bookmarkEnd w:id="46"/>
+    <w:bookmarkStart w:id="47" w:name="ipos-pad-mux-012"/>
     <w:p>
       <w:pPr>
         <w:pStyle w:val="Heading4"/>
@@ -11651,8 +11679,8 @@
         <w:t xml:space="preserve">[End]</w:t>
       </w:r>
     </w:p>
-    <w:bookmarkEnd w:id="46"/>
-    <w:bookmarkStart w:id="47" w:name="ipos-pad-mux-013"/>
+    <w:bookmarkEnd w:id="47"/>
+    <w:bookmarkStart w:id="48" w:name="ipos-pad-mux-013"/>
     <w:p>
       <w:pPr>
         <w:pStyle w:val="Heading4"/>
@@ -11689,8 +11717,8 @@
         <w:t xml:space="preserve">[End]</w:t>
       </w:r>
     </w:p>
-    <w:bookmarkEnd w:id="47"/>
-    <w:bookmarkStart w:id="48" w:name="ipos-pad-mux-014"/>
+    <w:bookmarkEnd w:id="48"/>
+    <w:bookmarkStart w:id="49" w:name="ipos-pad-mux-014"/>
     <w:p>
       <w:pPr>
         <w:pStyle w:val="Heading4"/>
@@ -11766,8 +11794,8 @@
         <w:t xml:space="preserve">[End]</w:t>
       </w:r>
     </w:p>
-    <w:bookmarkEnd w:id="48"/>
-    <w:bookmarkStart w:id="49" w:name="ipos-pad-mux-015"/>
+    <w:bookmarkEnd w:id="49"/>
+    <w:bookmarkStart w:id="50" w:name="ipos-pad-mux-015"/>
     <w:p>
       <w:pPr>
         <w:pStyle w:val="Heading4"/>
@@ -11843,8 +11871,8 @@
         <w:t xml:space="preserve">[End]</w:t>
       </w:r>
     </w:p>
-    <w:bookmarkEnd w:id="49"/>
-    <w:bookmarkStart w:id="50" w:name="ipos-pad-mux-016"/>
+    <w:bookmarkEnd w:id="50"/>
+    <w:bookmarkStart w:id="51" w:name="ipos-pad-mux-016"/>
     <w:p>
       <w:pPr>
         <w:pStyle w:val="Heading4"/>
@@ -11920,8 +11948,8 @@
         <w:t xml:space="preserve">[End]</w:t>
       </w:r>
     </w:p>
-    <w:bookmarkEnd w:id="50"/>
-    <w:bookmarkStart w:id="51" w:name="ipos-pad-mux-017"/>
+    <w:bookmarkEnd w:id="51"/>
+    <w:bookmarkStart w:id="52" w:name="ipos-pad-mux-017"/>
     <w:p>
       <w:pPr>
         <w:pStyle w:val="Heading4"/>
@@ -11958,9 +11986,9 @@
         <w:t xml:space="preserve">[End]</w:t>
       </w:r>
     </w:p>
-    <w:bookmarkEnd w:id="51"/>
     <w:bookmarkEnd w:id="52"/>
     <w:bookmarkEnd w:id="53"/>
+    <w:bookmarkEnd w:id="54"/>
     <w:sectPr>
       <w:headerReference r:id="rId14" w:type="default"/>
       <w:footerReference r:id="rId15" w:type="default"/>
@@ -14244,9 +14272,6 @@
     <w:abstractNumId w:val="991"/>
   </w:num>
   <w:num w:numId="1002">
-    <w:abstractNumId w:val="991"/>
-  </w:num>
-  <w:num w:numId="1003">
     <w:abstractNumId w:val="991"/>
   </w:num>
 </w:numbering>

--- a/artifacts/stage6_digital_ipos/blocks/pad-mux/digital_ipos_pad-mux.docx
+++ b/artifacts/stage6_digital_ipos/blocks/pad-mux/digital_ipos_pad-mux.docx
@@ -2,7 +2,7 @@
 <file path=word/document.xml><?xml version="1.0" encoding="utf-8"?>
 <w:document xmlns:r="http://schemas.openxmlformats.org/officeDocument/2006/relationships" xmlns:w="http://schemas.openxmlformats.org/wordprocessingml/2006/main">
   <w:body>
-    <w:bookmarkStart w:id="54" w:name="digital-ipos---pad-mux"/>
+    <w:bookmarkStart w:id="56" w:name="digital-ipos---pad-mux"/>
     <w:p>
       <w:pPr>
         <w:pStyle w:val="Heading1"/>
@@ -44,7 +44,7 @@
         <w:t xml:space="preserve">Author: Alessandro Lucio IANNUZZI</w:t>
       </w:r>
     </w:p>
-    <w:bookmarkStart w:id="30" w:name="X00c53f9efd41cb60267e5a6c5d324e4b2a19070"/>
+    <w:bookmarkStart w:id="32" w:name="X00c53f9efd41cb60267e5a6c5d324e4b2a19070"/>
     <w:p>
       <w:r>
         <w:br w:type="page"/>
@@ -65,18 +65,6 @@
     </w:p>
     <w:p>
       <w:pPr>
-        <w:pStyle w:val="Heading2"/>
-      </w:pPr>
-      <w:r>
-        <w:rPr>
-          <w:b/>
-          <w:bCs/>
-        </w:rPr>
-        <w:t xml:space="preserve">0. Document Navigation</w:t>
-      </w:r>
-    </w:p>
-    <w:p>
-      <w:pPr>
         <w:pStyle w:val="Compact"/>
         <w:numPr>
           <w:ilvl w:val="0"/>
@@ -89,6 +77,40 @@
             <w:rStyle w:val="Hyperlink"/>
           </w:rPr>
           <w:t xml:space="preserve">1. Block overview</w:t>
+        </w:r>
+      </w:hyperlink>
+    </w:p>
+    <w:p>
+      <w:pPr>
+        <w:pStyle w:val="Compact"/>
+        <w:numPr>
+          <w:ilvl w:val="0"/>
+          <w:numId w:val="1002"/>
+        </w:numPr>
+      </w:pPr>
+      <w:hyperlink w:anchor="X6d66c9b48e69b901b65edad7ce11cc7034d8fc0">
+        <w:r>
+          <w:rPr>
+            <w:rStyle w:val="Hyperlink"/>
+          </w:rPr>
+          <w:t xml:space="preserve">1.1 Functionality</w:t>
+        </w:r>
+      </w:hyperlink>
+    </w:p>
+    <w:p>
+      <w:pPr>
+        <w:pStyle w:val="Compact"/>
+        <w:numPr>
+          <w:ilvl w:val="0"/>
+          <w:numId w:val="1002"/>
+        </w:numPr>
+      </w:pPr>
+      <w:hyperlink w:anchor="X42b8cbdc8caad2683370f94443bf78397253609">
+        <w:r>
+          <w:rPr>
+            <w:rStyle w:val="Hyperlink"/>
+          </w:rPr>
+          <w:t xml:space="preserve">1.2 Supported functions and scope</w:t>
         </w:r>
       </w:hyperlink>
     </w:p>
@@ -128,6 +150,18 @@
     </w:p>
     <w:bookmarkEnd w:id="26"/>
     <w:bookmarkStart w:id="28" w:name="X18145283a8c0d2c05dde288ce51f5c2d1700173"/>
+    <w:p>
+      <w:pPr>
+        <w:pStyle w:val="Heading2"/>
+      </w:pPr>
+      <w:r>
+        <w:rPr>
+          <w:b/>
+          <w:bCs/>
+        </w:rPr>
+        <w:t xml:space="preserve">0. Document Navigation</w:t>
+      </w:r>
+    </w:p>
     <w:p>
       <w:pPr>
         <w:pStyle w:val="Heading3"/>
@@ -318,7 +352,7 @@
     </w:tbl>
     <w:bookmarkEnd w:id="27"/>
     <w:bookmarkEnd w:id="28"/>
-    <w:bookmarkStart w:id="29" w:name="X529afff74b9e1e7f50a5ce03a4a23f6a9561e17"/>
+    <w:bookmarkStart w:id="30" w:name="X529afff74b9e1e7f50a5ce03a4a23f6a9561e17"/>
     <w:p>
       <w:pPr>
         <w:pStyle w:val="Heading3"/>
@@ -329,6 +363,19 @@
           <w:bCs/>
         </w:rPr>
         <w:t xml:space="preserve">0.3 Requirement navigation</w:t>
+      </w:r>
+    </w:p>
+    <w:bookmarkStart w:id="29" w:name="table-2-requirement-navigation"/>
+    <w:p>
+      <w:pPr>
+        <w:pStyle w:val="Heading4"/>
+      </w:pPr>
+      <w:r>
+        <w:rPr>
+          <w:b/>
+          <w:bCs/>
+        </w:rPr>
+        <w:t xml:space="preserve">Table 2. Requirement navigation</w:t>
       </w:r>
     </w:p>
     <w:tbl>
@@ -872,7 +919,73 @@
     </w:tbl>
     <w:bookmarkEnd w:id="29"/>
     <w:bookmarkEnd w:id="30"/>
-    <w:bookmarkStart w:id="34" w:name="Xe4ae1f4c6c1148d24765132f87dc7acea3c515f"/>
+    <w:bookmarkStart w:id="31" w:name="Xae25189eb88f8aa82824f86c23f407e5c67a35a"/>
+    <w:p>
+      <w:pPr>
+        <w:pStyle w:val="Heading3"/>
+      </w:pPr>
+      <w:r>
+        <w:rPr>
+          <w:b/>
+          <w:bCs/>
+        </w:rPr>
+        <w:t xml:space="preserve">0.4 Table index</w:t>
+      </w:r>
+    </w:p>
+    <w:p>
+      <w:pPr>
+        <w:pStyle w:val="Compact"/>
+        <w:numPr>
+          <w:ilvl w:val="0"/>
+          <w:numId w:val="1003"/>
+        </w:numPr>
+      </w:pPr>
+      <w:hyperlink w:anchor="table-1-version-history">
+        <w:r>
+          <w:rPr>
+            <w:rStyle w:val="Hyperlink"/>
+          </w:rPr>
+          <w:t xml:space="preserve">Table 1. Version history</w:t>
+        </w:r>
+      </w:hyperlink>
+    </w:p>
+    <w:p>
+      <w:pPr>
+        <w:pStyle w:val="Compact"/>
+        <w:numPr>
+          <w:ilvl w:val="0"/>
+          <w:numId w:val="1003"/>
+        </w:numPr>
+      </w:pPr>
+      <w:hyperlink w:anchor="table-2-requirement-navigation">
+        <w:r>
+          <w:rPr>
+            <w:rStyle w:val="Hyperlink"/>
+          </w:rPr>
+          <w:t xml:space="preserve">Table 2. Requirement navigation</w:t>
+        </w:r>
+      </w:hyperlink>
+    </w:p>
+    <w:p>
+      <w:pPr>
+        <w:pStyle w:val="Compact"/>
+        <w:numPr>
+          <w:ilvl w:val="0"/>
+          <w:numId w:val="1003"/>
+        </w:numPr>
+      </w:pPr>
+      <w:hyperlink w:anchor="table-3-source-io">
+        <w:r>
+          <w:rPr>
+            <w:rStyle w:val="Hyperlink"/>
+          </w:rPr>
+          <w:t xml:space="preserve">Table 3. Source I/O</w:t>
+        </w:r>
+      </w:hyperlink>
+    </w:p>
+    <w:bookmarkEnd w:id="31"/>
+    <w:bookmarkEnd w:id="32"/>
+    <w:bookmarkStart w:id="35" w:name="Xe4ae1f4c6c1148d24765132f87dc7acea3c515f"/>
     <w:p>
       <w:pPr>
         <w:pStyle w:val="Heading2"/>
@@ -885,7 +998,7 @@
         <w:t xml:space="preserve">1. Block overview</w:t>
       </w:r>
     </w:p>
-    <w:bookmarkStart w:id="31" w:name="X6d66c9b48e69b901b65edad7ce11cc7034d8fc0"/>
+    <w:bookmarkStart w:id="33" w:name="X6d66c9b48e69b901b65edad7ce11cc7034d8fc0"/>
     <w:p>
       <w:pPr>
         <w:pStyle w:val="Heading3"/>
@@ -906,8 +1019,8 @@
         <w:t xml:space="preserve">The PAD MUX block is designed to route source-specified functional, scan, BIST, debug, and ISPU-debug signals to and from device pads.</w:t>
       </w:r>
     </w:p>
-    <w:bookmarkEnd w:id="31"/>
-    <w:bookmarkStart w:id="32" w:name="X42b8cbdc8caad2683370f94443bf78397253609"/>
+    <w:bookmarkEnd w:id="33"/>
+    <w:bookmarkStart w:id="34" w:name="X42b8cbdc8caad2683370f94443bf78397253609"/>
     <w:p>
       <w:pPr>
         <w:pStyle w:val="Heading3"/>
@@ -928,39 +1041,9 @@
         <w:t xml:space="preserve">The PAD MUX block accepts Mode selection, register-map controls, test controls, and internal block outputs and produces Pad controls, test observations, and routed internal signals.</w:t>
       </w:r>
     </w:p>
-    <w:bookmarkEnd w:id="32"/>
-    <w:bookmarkStart w:id="33" w:name="Xeb78ecc8712b6b637c6daa69cd9e6db05c17857"/>
-    <w:p>
-      <w:pPr>
-        <w:pStyle w:val="Heading3"/>
-      </w:pPr>
-      <w:r>
-        <w:rPr>
-          <w:b/>
-          <w:bCs/>
-        </w:rPr>
-        <w:t xml:space="preserve">1.4 Supported block functions</w:t>
-      </w:r>
-    </w:p>
-    <w:p>
-      <w:pPr>
-        <w:pStyle w:val="FirstParagraph"/>
-      </w:pPr>
-      <w:r>
-        <w:t xml:space="preserve">In function mode, the GPIO1,2,3,4 output is i_time_slot_irq if sel irq gpi1,2,3,4 is 0x05 and ext_cap_en is “0” and is i_error_time_slot if sel irq gpi1,2,3,4 is 0x04 and ext_cap_en is “0”.</w:t>
-      </w:r>
-    </w:p>
-    <w:p>
-      <w:pPr>
-        <w:pStyle w:val="BodyText"/>
-      </w:pPr>
-      <w:r>
-        <w:t xml:space="preserve">In function mode, the GPIO1,2,3,4_out is i_LED_Pilot if sel irq gpi1,2,3,4 is 0x02 and ext_cap_en is “0” and is General-Purpose if sel irq gpi1,2,3,4 is 0x00 and ext_cap_en is “0” and is irq_fifo if sel irq gpio1,2,3,4 is 0x01 and ext_cap_en is “0” and is i_DCCK_irq if sel irq gpi1,2,3,4 is 0x03 and ext_cap_en is “0”.</w:t>
-      </w:r>
-    </w:p>
-    <w:bookmarkEnd w:id="33"/>
     <w:bookmarkEnd w:id="34"/>
-    <w:bookmarkStart w:id="35" w:name="Xf07349b071768f65482c37a14b234476b9dae7d"/>
+    <w:bookmarkEnd w:id="35"/>
+    <w:bookmarkStart w:id="37" w:name="Xf07349b071768f65482c37a14b234476b9dae7d"/>
     <w:p>
       <w:pPr>
         <w:pStyle w:val="Heading2"/>
@@ -979,6 +1062,19 @@
       </w:pPr>
       <w:r>
         <w:t xml:space="preserve">The following approved source I/O entries are owned by this block.</w:t>
+      </w:r>
+    </w:p>
+    <w:bookmarkStart w:id="36" w:name="table-3-source-io"/>
+    <w:p>
+      <w:pPr>
+        <w:pStyle w:val="Heading4"/>
+      </w:pPr>
+      <w:r>
+        <w:rPr>
+          <w:b/>
+          <w:bCs/>
+        </w:rPr>
+        <w:t xml:space="preserve">Table 3. Source I/O</w:t>
       </w:r>
     </w:p>
     <w:tbl>
@@ -11210,8 +11306,9 @@
         </w:tc>
       </w:tr>
     </w:tbl>
-    <w:bookmarkEnd w:id="35"/>
-    <w:bookmarkStart w:id="53" w:name="X0f484274a9a50000ed4ab655b3924a3236627f6"/>
+    <w:bookmarkEnd w:id="36"/>
+    <w:bookmarkEnd w:id="37"/>
+    <w:bookmarkStart w:id="55" w:name="X0f484274a9a50000ed4ab655b3924a3236627f6"/>
     <w:p>
       <w:pPr>
         <w:pStyle w:val="Heading2"/>
@@ -11224,7 +11321,7 @@
         <w:t xml:space="preserve">3. Block requirements</w:t>
       </w:r>
     </w:p>
-    <w:bookmarkStart w:id="36" w:name="ipos-pad-mux-001"/>
+    <w:bookmarkStart w:id="38" w:name="ipos-pad-mux-001"/>
     <w:p>
       <w:pPr>
         <w:pStyle w:val="Heading4"/>
@@ -11238,9 +11335,6 @@
       </w:r>
     </w:p>
     <w:p>
-      <w:pPr>
-        <w:pStyle w:val="FirstParagraph"/>
-      </w:pPr>
       <w:r>
         <w:t xml:space="preserve">[DDS_STBIO1_302] Requirement If MODE_CONFIG register is 0x00 the operative mode shall be functional.</w:t>
       </w:r>
@@ -11261,8 +11355,8 @@
         <w:t xml:space="preserve">[End]</w:t>
       </w:r>
     </w:p>
-    <w:bookmarkEnd w:id="36"/>
-    <w:bookmarkStart w:id="37" w:name="ipos-pad-mux-002"/>
+    <w:bookmarkEnd w:id="38"/>
+    <w:bookmarkStart w:id="39" w:name="ipos-pad-mux-002"/>
     <w:p>
       <w:pPr>
         <w:pStyle w:val="Heading4"/>
@@ -11276,9 +11370,6 @@
       </w:r>
     </w:p>
     <w:p>
-      <w:pPr>
-        <w:pStyle w:val="FirstParagraph"/>
-      </w:pPr>
       <w:r>
         <w:t xml:space="preserve">[DDS_STBIO1_303] Requirement If MODE_CONFIG register is 0x01 the operative mode shall be SCAN.</w:t>
       </w:r>
@@ -11299,8 +11390,8 @@
         <w:t xml:space="preserve">[End]</w:t>
       </w:r>
     </w:p>
-    <w:bookmarkEnd w:id="37"/>
-    <w:bookmarkStart w:id="38" w:name="ipos-pad-mux-003"/>
+    <w:bookmarkEnd w:id="39"/>
+    <w:bookmarkStart w:id="40" w:name="ipos-pad-mux-003"/>
     <w:p>
       <w:pPr>
         <w:pStyle w:val="Heading4"/>
@@ -11314,9 +11405,6 @@
       </w:r>
     </w:p>
     <w:p>
-      <w:pPr>
-        <w:pStyle w:val="FirstParagraph"/>
-      </w:pPr>
       <w:r>
         <w:t xml:space="preserve">[DDS_STBIO1_304] Requirement If MODE_CONFIG register is 0x04 the operative mode shall be BIST.</w:t>
       </w:r>
@@ -11337,8 +11425,8 @@
         <w:t xml:space="preserve">[End]</w:t>
       </w:r>
     </w:p>
-    <w:bookmarkEnd w:id="38"/>
-    <w:bookmarkStart w:id="39" w:name="ipos-pad-mux-004"/>
+    <w:bookmarkEnd w:id="40"/>
+    <w:bookmarkStart w:id="41" w:name="ipos-pad-mux-004"/>
     <w:p>
       <w:pPr>
         <w:pStyle w:val="Heading4"/>
@@ -11352,9 +11440,6 @@
       </w:r>
     </w:p>
     <w:p>
-      <w:pPr>
-        <w:pStyle w:val="FirstParagraph"/>
-      </w:pPr>
       <w:r>
         <w:t xml:space="preserve">[DDS_STBIO1_305] Requirement If MODE_CONFIG register is 0x08 the operative mode shall be DEBUG.</w:t>
       </w:r>
@@ -11375,8 +11460,8 @@
         <w:t xml:space="preserve">[End]</w:t>
       </w:r>
     </w:p>
-    <w:bookmarkEnd w:id="39"/>
-    <w:bookmarkStart w:id="40" w:name="ipos-pad-mux-005"/>
+    <w:bookmarkEnd w:id="41"/>
+    <w:bookmarkStart w:id="42" w:name="ipos-pad-mux-005"/>
     <w:p>
       <w:pPr>
         <w:pStyle w:val="Heading4"/>
@@ -11390,9 +11475,6 @@
       </w:r>
     </w:p>
     <w:p>
-      <w:pPr>
-        <w:pStyle w:val="FirstParagraph"/>
-      </w:pPr>
       <w:r>
         <w:t xml:space="preserve">[DDS_STBIO1_306] Requirement If MODE_CONFIG register is 0x10 the operative mode shall be ISPU_DEBUG.</w:t>
       </w:r>
@@ -11413,8 +11495,8 @@
         <w:t xml:space="preserve">[End]</w:t>
       </w:r>
     </w:p>
-    <w:bookmarkEnd w:id="40"/>
-    <w:bookmarkStart w:id="41" w:name="ipos-pad-mux-006"/>
+    <w:bookmarkEnd w:id="42"/>
+    <w:bookmarkStart w:id="43" w:name="ipos-pad-mux-006"/>
     <w:p>
       <w:pPr>
         <w:pStyle w:val="Heading4"/>
@@ -11428,9 +11510,6 @@
       </w:r>
     </w:p>
     <w:p>
-      <w:pPr>
-        <w:pStyle w:val="FirstParagraph"/>
-      </w:pPr>
       <w:r>
         <w:t xml:space="preserve">[DDS_STBIO1_307] Requirement If MODE_CONFIG register is 0x20 the operative mode shall be Bist MEMSAFE mode.</w:t>
       </w:r>
@@ -11451,8 +11530,8 @@
         <w:t xml:space="preserve">[End]</w:t>
       </w:r>
     </w:p>
-    <w:bookmarkEnd w:id="41"/>
-    <w:bookmarkStart w:id="42" w:name="ipos-pad-mux-007"/>
+    <w:bookmarkEnd w:id="43"/>
+    <w:bookmarkStart w:id="44" w:name="ipos-pad-mux-007"/>
     <w:p>
       <w:pPr>
         <w:pStyle w:val="Heading4"/>
@@ -11466,9 +11545,6 @@
       </w:r>
     </w:p>
     <w:p>
-      <w:pPr>
-        <w:pStyle w:val="FirstParagraph"/>
-      </w:pPr>
       <w:r>
         <w:t xml:space="preserve">[DDS_STBIO1_308] Requirement If MODE_CONFIG register is 0x40 the operative mode shall be Bist Bypass mode.</w:t>
       </w:r>
@@ -11489,8 +11565,8 @@
         <w:t xml:space="preserve">[End]</w:t>
       </w:r>
     </w:p>
-    <w:bookmarkEnd w:id="42"/>
-    <w:bookmarkStart w:id="43" w:name="ipos-pad-mux-008"/>
+    <w:bookmarkEnd w:id="44"/>
+    <w:bookmarkStart w:id="45" w:name="ipos-pad-mux-008"/>
     <w:p>
       <w:pPr>
         <w:pStyle w:val="Heading4"/>
@@ -11504,9 +11580,6 @@
       </w:r>
     </w:p>
     <w:p>
-      <w:pPr>
-        <w:pStyle w:val="FirstParagraph"/>
-      </w:pPr>
       <w:r>
         <w:t xml:space="preserve">In function mode, the GPIO1,2,3,4_out shall be irq_fifo if sel irq gpio1,2,3,4 is 0x01 and ext_cap_en is “0” [Vpriority High]</w:t>
       </w:r>
@@ -11527,8 +11600,8 @@
         <w:t xml:space="preserve">[End]</w:t>
       </w:r>
     </w:p>
-    <w:bookmarkEnd w:id="43"/>
-    <w:bookmarkStart w:id="44" w:name="ipos-pad-mux-009"/>
+    <w:bookmarkEnd w:id="45"/>
+    <w:bookmarkStart w:id="46" w:name="ipos-pad-mux-009"/>
     <w:p>
       <w:pPr>
         <w:pStyle w:val="Heading4"/>
@@ -11542,9 +11615,6 @@
       </w:r>
     </w:p>
     <w:p>
-      <w:pPr>
-        <w:pStyle w:val="FirstParagraph"/>
-      </w:pPr>
       <w:r>
         <w:t xml:space="preserve">In function mode, the GPIO1,2,3,4_out shall be i_LED_Pilot if sel irq gpi1,2,3,4 is 0x02 and ext_cap_en is “0” [Vpriority High]</w:t>
       </w:r>
@@ -11565,8 +11635,8 @@
         <w:t xml:space="preserve">[End]</w:t>
       </w:r>
     </w:p>
-    <w:bookmarkEnd w:id="44"/>
-    <w:bookmarkStart w:id="45" w:name="ipos-pad-mux-010"/>
+    <w:bookmarkEnd w:id="46"/>
+    <w:bookmarkStart w:id="47" w:name="ipos-pad-mux-010"/>
     <w:p>
       <w:pPr>
         <w:pStyle w:val="Heading4"/>
@@ -11580,9 +11650,6 @@
       </w:r>
     </w:p>
     <w:p>
-      <w:pPr>
-        <w:pStyle w:val="FirstParagraph"/>
-      </w:pPr>
       <w:r>
         <w:t xml:space="preserve">In function mode, the GPIO1,2,3,4_out shall be i_DCCK_irq if sel irq gpi1,2,3,4 is 0x03 and ext_cap_en is “0” [Vpriority High]</w:t>
       </w:r>
@@ -11603,8 +11670,8 @@
         <w:t xml:space="preserve">[End]</w:t>
       </w:r>
     </w:p>
-    <w:bookmarkEnd w:id="45"/>
-    <w:bookmarkStart w:id="46" w:name="ipos-pad-mux-011"/>
+    <w:bookmarkEnd w:id="47"/>
+    <w:bookmarkStart w:id="48" w:name="ipos-pad-mux-011"/>
     <w:p>
       <w:pPr>
         <w:pStyle w:val="Heading4"/>
@@ -11618,9 +11685,6 @@
       </w:r>
     </w:p>
     <w:p>
-      <w:pPr>
-        <w:pStyle w:val="FirstParagraph"/>
-      </w:pPr>
       <w:r>
         <w:t xml:space="preserve">In function mode, the GPIO1,2,3,4 output shall be i_error_time_slot if sel irq gpi1,2,3,4 is 0x04 and ext_cap_en is “0” [Vpriority High]</w:t>
       </w:r>
@@ -11641,8 +11705,8 @@
         <w:t xml:space="preserve">[End]</w:t>
       </w:r>
     </w:p>
-    <w:bookmarkEnd w:id="46"/>
-    <w:bookmarkStart w:id="47" w:name="ipos-pad-mux-012"/>
+    <w:bookmarkEnd w:id="48"/>
+    <w:bookmarkStart w:id="49" w:name="ipos-pad-mux-012"/>
     <w:p>
       <w:pPr>
         <w:pStyle w:val="Heading4"/>
@@ -11656,9 +11720,6 @@
       </w:r>
     </w:p>
     <w:p>
-      <w:pPr>
-        <w:pStyle w:val="FirstParagraph"/>
-      </w:pPr>
       <w:r>
         <w:t xml:space="preserve">In function mode, the GPIO1,2,3,4 output shall be i_time_slot_irq if sel irq gpi1,2,3,4 is 0x05 and ext_cap_en is “0” [Vpriority High]</w:t>
       </w:r>
@@ -11679,8 +11740,8 @@
         <w:t xml:space="preserve">[End]</w:t>
       </w:r>
     </w:p>
-    <w:bookmarkEnd w:id="47"/>
-    <w:bookmarkStart w:id="48" w:name="ipos-pad-mux-013"/>
+    <w:bookmarkEnd w:id="49"/>
+    <w:bookmarkStart w:id="50" w:name="ipos-pad-mux-013"/>
     <w:p>
       <w:pPr>
         <w:pStyle w:val="Heading4"/>
@@ -11694,9 +11755,6 @@
       </w:r>
     </w:p>
     <w:p>
-      <w:pPr>
-        <w:pStyle w:val="FirstParagraph"/>
-      </w:pPr>
       <w:r>
         <w:t xml:space="preserve">In function mode, the GPIO1,2,3,4_out shall be General-Purpose if sel irq gpi1,2,3,4 is 0x00 and ext_cap_en is “0” [Vpriority High]</w:t>
       </w:r>
@@ -11717,8 +11775,8 @@
         <w:t xml:space="preserve">[End]</w:t>
       </w:r>
     </w:p>
-    <w:bookmarkEnd w:id="48"/>
-    <w:bookmarkStart w:id="49" w:name="ipos-pad-mux-014"/>
+    <w:bookmarkEnd w:id="50"/>
+    <w:bookmarkStart w:id="51" w:name="ipos-pad-mux-014"/>
     <w:p>
       <w:pPr>
         <w:pStyle w:val="Heading4"/>
@@ -11732,50 +11790,8 @@
       </w:r>
     </w:p>
     <w:p>
-      <w:pPr>
-        <w:pStyle w:val="FirstParagraph"/>
-      </w:pPr>
       <w:r>
-        <w:t xml:space="preserve">If O_DCCK_P_i changes its value from</w:t>
-      </w:r>
-      <w:r>
-        <w:t xml:space="preserve"> </w:t>
-      </w:r>
-      <w:r>
-        <w:t xml:space="preserve">‘0’</w:t>
-      </w:r>
-      <w:r>
-        <w:t xml:space="preserve"> </w:t>
-      </w:r>
-      <w:r>
-        <w:t xml:space="preserve">to</w:t>
-      </w:r>
-      <w:r>
-        <w:t xml:space="preserve"> </w:t>
-      </w:r>
-      <w:r>
-        <w:t xml:space="preserve">‘1’</w:t>
-      </w:r>
-      <w:r>
-        <w:t xml:space="preserve"> </w:t>
-      </w:r>
-      <w:r>
-        <w:t xml:space="preserve">and DCCK_IRQ_MASK is set to</w:t>
-      </w:r>
-      <w:r>
-        <w:t xml:space="preserve"> </w:t>
-      </w:r>
-      <w:r>
-        <w:t xml:space="preserve">‘1’</w:t>
-      </w:r>
-      <w:r>
-        <w:t xml:space="preserve">, then irq_DCCK_IRQ_ST, output of u_regmap_otp, shall be set to</w:t>
-      </w:r>
-      <w:r>
-        <w:t xml:space="preserve"> </w:t>
-      </w:r>
-      <w:r>
-        <w:t xml:space="preserve">‘1’</w:t>
+        <w:t xml:space="preserve">If O_DCCK_P_i changes its value from '0' to '1' and DCCK_IRQ_MASK is set to '1', then irq_DCCK_IRQ_ST, output of u_regmap_otp, shall be set to '1'</w:t>
       </w:r>
     </w:p>
     <w:p>
@@ -11794,8 +11810,8 @@
         <w:t xml:space="preserve">[End]</w:t>
       </w:r>
     </w:p>
-    <w:bookmarkEnd w:id="49"/>
-    <w:bookmarkStart w:id="50" w:name="ipos-pad-mux-015"/>
+    <w:bookmarkEnd w:id="51"/>
+    <w:bookmarkStart w:id="52" w:name="ipos-pad-mux-015"/>
     <w:p>
       <w:pPr>
         <w:pStyle w:val="Heading4"/>
@@ -11809,50 +11825,8 @@
       </w:r>
     </w:p>
     <w:p>
-      <w:pPr>
-        <w:pStyle w:val="FirstParagraph"/>
-      </w:pPr>
       <w:r>
-        <w:t xml:space="preserve">If O_DCCK_N_i changes its value from</w:t>
-      </w:r>
-      <w:r>
-        <w:t xml:space="preserve"> </w:t>
-      </w:r>
-      <w:r>
-        <w:t xml:space="preserve">‘0’</w:t>
-      </w:r>
-      <w:r>
-        <w:t xml:space="preserve"> </w:t>
-      </w:r>
-      <w:r>
-        <w:t xml:space="preserve">to</w:t>
-      </w:r>
-      <w:r>
-        <w:t xml:space="preserve"> </w:t>
-      </w:r>
-      <w:r>
-        <w:t xml:space="preserve">‘1’</w:t>
-      </w:r>
-      <w:r>
-        <w:t xml:space="preserve"> </w:t>
-      </w:r>
-      <w:r>
-        <w:t xml:space="preserve">and DCCK_IRQ_MASK is set to</w:t>
-      </w:r>
-      <w:r>
-        <w:t xml:space="preserve"> </w:t>
-      </w:r>
-      <w:r>
-        <w:t xml:space="preserve">‘1’</w:t>
-      </w:r>
-      <w:r>
-        <w:t xml:space="preserve">, then irq_DCCK_IRQ_ST, output of u_regmap_otp, shall be set to</w:t>
-      </w:r>
-      <w:r>
-        <w:t xml:space="preserve"> </w:t>
-      </w:r>
-      <w:r>
-        <w:t xml:space="preserve">‘1’</w:t>
+        <w:t xml:space="preserve">If O_DCCK_N_i changes its value from '0' to '1' and DCCK_IRQ_MASK is set to '1', then irq_DCCK_IRQ_ST, output of u_regmap_otp, shall be set to '1'</w:t>
       </w:r>
     </w:p>
     <w:p>
@@ -11871,8 +11845,8 @@
         <w:t xml:space="preserve">[End]</w:t>
       </w:r>
     </w:p>
-    <w:bookmarkEnd w:id="50"/>
-    <w:bookmarkStart w:id="51" w:name="ipos-pad-mux-016"/>
+    <w:bookmarkEnd w:id="52"/>
+    <w:bookmarkStart w:id="53" w:name="ipos-pad-mux-016"/>
     <w:p>
       <w:pPr>
         <w:pStyle w:val="Heading4"/>
@@ -11886,50 +11860,8 @@
       </w:r>
     </w:p>
     <w:p>
-      <w:pPr>
-        <w:pStyle w:val="FirstParagraph"/>
-      </w:pPr>
       <w:r>
-        <w:t xml:space="preserve">If O_DCCK_P_i changes its value from</w:t>
-      </w:r>
-      <w:r>
-        <w:t xml:space="preserve"> </w:t>
-      </w:r>
-      <w:r>
-        <w:t xml:space="preserve">‘1’</w:t>
-      </w:r>
-      <w:r>
-        <w:t xml:space="preserve"> </w:t>
-      </w:r>
-      <w:r>
-        <w:t xml:space="preserve">to</w:t>
-      </w:r>
-      <w:r>
-        <w:t xml:space="preserve"> </w:t>
-      </w:r>
-      <w:r>
-        <w:t xml:space="preserve">‘0’</w:t>
-      </w:r>
-      <w:r>
-        <w:t xml:space="preserve"> </w:t>
-      </w:r>
-      <w:r>
-        <w:t xml:space="preserve">and DCCK_IRQ_MASK is set to</w:t>
-      </w:r>
-      <w:r>
-        <w:t xml:space="preserve"> </w:t>
-      </w:r>
-      <w:r>
-        <w:t xml:space="preserve">‘1’</w:t>
-      </w:r>
-      <w:r>
-        <w:t xml:space="preserve">, then irq_DCCK_IRQ_ST, output of u_regmap_otp, shall be set to</w:t>
-      </w:r>
-      <w:r>
-        <w:t xml:space="preserve"> </w:t>
-      </w:r>
-      <w:r>
-        <w:t xml:space="preserve">‘1’</w:t>
+        <w:t xml:space="preserve">If O_DCCK_P_i changes its value from '1' to '0' and DCCK_IRQ_MASK is set to '1', then irq_DCCK_IRQ_ST, output of u_regmap_otp, shall be set to '1'</w:t>
       </w:r>
     </w:p>
     <w:p>
@@ -11948,8 +11880,8 @@
         <w:t xml:space="preserve">[End]</w:t>
       </w:r>
     </w:p>
-    <w:bookmarkEnd w:id="51"/>
-    <w:bookmarkStart w:id="52" w:name="ipos-pad-mux-017"/>
+    <w:bookmarkEnd w:id="53"/>
+    <w:bookmarkStart w:id="54" w:name="ipos-pad-mux-017"/>
     <w:p>
       <w:pPr>
         <w:pStyle w:val="Heading4"/>
@@ -11963,9 +11895,6 @@
       </w:r>
     </w:p>
     <w:p>
-      <w:pPr>
-        <w:pStyle w:val="FirstParagraph"/>
-      </w:pPr>
       <w:r>
         <w:t xml:space="preserve">The DCC feature consists of two stages that detect whether one of six electrode inputs is in the range 0 to 1.5V; thresholds have a 100mV step, and continuous current from 25nA to 200nA flows from the stages into the electrodes.</w:t>
       </w:r>
@@ -11986,9 +11915,9 @@
         <w:t xml:space="preserve">[End]</w:t>
       </w:r>
     </w:p>
-    <w:bookmarkEnd w:id="52"/>
-    <w:bookmarkEnd w:id="53"/>
     <w:bookmarkEnd w:id="54"/>
+    <w:bookmarkEnd w:id="55"/>
+    <w:bookmarkEnd w:id="56"/>
     <w:sectPr>
       <w:headerReference r:id="rId14" w:type="default"/>
       <w:footerReference r:id="rId15" w:type="default"/>
@@ -14272,6 +14201,9 @@
     <w:abstractNumId w:val="991"/>
   </w:num>
   <w:num w:numId="1002">
+    <w:abstractNumId w:val="991"/>
+  </w:num>
+  <w:num w:numId="1003">
     <w:abstractNumId w:val="991"/>
   </w:num>
 </w:numbering>
